--- a/RafickJ_Resume_Fr.docx
+++ b/RafickJ_Resume_Fr.docx
@@ -13,19 +13,8 @@
           <w:sz w:val="36"/>
           <w:szCs w:val="36"/>
         </w:rPr>
-        <w:t xml:space="preserve">Rafick </w:t>
-      </w:r>
-      <w:proofErr w:type="spellStart"/>
-      <w:r>
-        <w:rPr>
-          <w:b/>
-          <w:bCs/>
-          <w:sz w:val="36"/>
-          <w:szCs w:val="36"/>
-        </w:rPr>
-        <w:t>Jungul</w:t>
-      </w:r>
-      <w:proofErr w:type="spellEnd"/>
+        <w:t>Rafick Jungul</w:t>
+      </w:r>
       <w:r>
         <w:rPr>
           <w:b/>
@@ -327,7 +316,6 @@
         <w:t xml:space="preserve">| </w:t>
       </w:r>
       <w:hyperlink r:id="rId14" w:history="1">
-        <w:proofErr w:type="spellStart"/>
         <w:r>
           <w:rPr>
             <w:b/>
@@ -338,7 +326,6 @@
           </w:rPr>
           <w:t>Linkedin</w:t>
         </w:r>
-        <w:proofErr w:type="spellEnd"/>
       </w:hyperlink>
       <w:r>
         <w:rPr>
@@ -388,7 +375,6 @@
         <w:t xml:space="preserve"> </w:t>
       </w:r>
       <w:hyperlink r:id="rId15" w:history="1">
-        <w:proofErr w:type="spellStart"/>
         <w:r>
           <w:rPr>
             <w:b/>
@@ -399,7 +385,6 @@
           </w:rPr>
           <w:t>Github</w:t>
         </w:r>
-        <w:proofErr w:type="spellEnd"/>
       </w:hyperlink>
     </w:p>
     <w:p>
@@ -547,15 +532,7 @@
         <w:t>é</w:t>
       </w:r>
       <w:r>
-        <w:t xml:space="preserve">veloppant un code propre et modulaire. Je suis </w:t>
-      </w:r>
-      <w:proofErr w:type="spellStart"/>
-      <w:r>
-        <w:t>tres</w:t>
-      </w:r>
-      <w:proofErr w:type="spellEnd"/>
-      <w:r>
-        <w:t xml:space="preserve"> curieux, autodidacte, motiv</w:t>
+        <w:t>veloppant un code propre et modulaire. Je suis tres curieux, autodidacte, motiv</w:t>
       </w:r>
       <w:r>
         <w:rPr>
@@ -599,16 +576,16 @@
         <w:spacing w:line="278" w:lineRule="auto"/>
       </w:pPr>
       <w:r>
-        <w:t>Qualit</w:t>
-      </w:r>
-      <w:r>
-        <w:rPr>
-          <w:rFonts w:hint="eastAsia"/>
-        </w:rPr>
-        <w:t>é</w:t>
-      </w:r>
-      <w:r>
-        <w:t>s personnelles : Débrouillardise, logique, esprit d'analyse, autonomie, maturit</w:t>
+        <w:t>C</w:t>
+      </w:r>
+      <w:r>
+        <w:t>ompétences transférables</w:t>
+      </w:r>
+      <w:r>
+        <w:t xml:space="preserve"> </w:t>
+      </w:r>
+      <w:r>
+        <w:t>: Débrouillardise, logique, esprit d'analyse, autonomie, maturit</w:t>
       </w:r>
       <w:r>
         <w:rPr>
@@ -772,15 +749,7 @@
         <w:spacing w:after="0" w:line="278" w:lineRule="auto"/>
       </w:pPr>
       <w:r>
-        <w:t xml:space="preserve">Tests de performance du CRM D365 à l'aide de </w:t>
-      </w:r>
-      <w:proofErr w:type="spellStart"/>
-      <w:r>
-        <w:t>Stresstimulus</w:t>
-      </w:r>
-      <w:proofErr w:type="spellEnd"/>
-      <w:r>
-        <w:t>.</w:t>
+        <w:t>Tests de performance du CRM D365 à l'aide de Stresstimulus.</w:t>
       </w:r>
     </w:p>
     <w:p>
@@ -804,15 +773,7 @@
         <w:spacing w:after="0" w:line="278" w:lineRule="auto"/>
       </w:pPr>
       <w:r>
-        <w:t xml:space="preserve">Documentation et analyse de données à l'aide de </w:t>
-      </w:r>
-      <w:proofErr w:type="spellStart"/>
-      <w:r>
-        <w:t>PowerBI</w:t>
-      </w:r>
-      <w:proofErr w:type="spellEnd"/>
-      <w:r>
-        <w:t>.</w:t>
+        <w:t>Documentation et analyse de données à l'aide de PowerBI.</w:t>
       </w:r>
     </w:p>
     <w:p>
@@ -827,23 +788,7 @@
         <w:t xml:space="preserve">.Net, </w:t>
       </w:r>
       <w:r>
-        <w:t xml:space="preserve">Javascript, </w:t>
-      </w:r>
-      <w:proofErr w:type="spellStart"/>
-      <w:r>
-        <w:t>Typescript</w:t>
-      </w:r>
-      <w:proofErr w:type="spellEnd"/>
-      <w:r>
-        <w:t xml:space="preserve">, VBA, </w:t>
-      </w:r>
-      <w:proofErr w:type="spellStart"/>
-      <w:r>
-        <w:t>PowerBI</w:t>
-      </w:r>
-      <w:proofErr w:type="spellEnd"/>
-      <w:r>
-        <w:t>, D365, Tests unitaires, CI/CD</w:t>
+        <w:t>Javascript, Typescript, VBA, PowerBI, D365, Tests unitaires, CI/CD</w:t>
       </w:r>
       <w:r>
         <w:t>, SDLC</w:t>
@@ -1158,7 +1103,6 @@
         </w:numPr>
         <w:spacing w:after="0" w:line="278" w:lineRule="auto"/>
       </w:pPr>
-      <w:proofErr w:type="spellStart"/>
       <w:r>
         <w:rPr>
           <w:b/>
@@ -1166,7 +1110,6 @@
         </w:rPr>
         <w:t>NodeJS</w:t>
       </w:r>
-      <w:proofErr w:type="spellEnd"/>
       <w:r>
         <w:t xml:space="preserve"> (Compétent)</w:t>
       </w:r>
@@ -1255,7 +1198,6 @@
         </w:numPr>
         <w:spacing w:after="0" w:line="278" w:lineRule="auto"/>
       </w:pPr>
-      <w:proofErr w:type="spellStart"/>
       <w:r>
         <w:rPr>
           <w:b/>
@@ -1263,7 +1205,6 @@
         </w:rPr>
         <w:t>TypeScript</w:t>
       </w:r>
-      <w:proofErr w:type="spellEnd"/>
       <w:r>
         <w:t xml:space="preserve"> (Compétent)</w:t>
       </w:r>
@@ -1452,23 +1393,7 @@
         <w:spacing w:after="0" w:line="278" w:lineRule="auto"/>
       </w:pPr>
       <w:r>
-        <w:t xml:space="preserve">L'AEC enseigne les principes de la programmation orientée objet et le développement d'applications web, incluant les technologies </w:t>
-      </w:r>
-      <w:proofErr w:type="spellStart"/>
-      <w:r>
-        <w:t>front-end</w:t>
-      </w:r>
-      <w:proofErr w:type="spellEnd"/>
-      <w:r>
-        <w:t xml:space="preserve"> et </w:t>
-      </w:r>
-      <w:proofErr w:type="spellStart"/>
-      <w:r>
-        <w:t>back-end</w:t>
-      </w:r>
-      <w:proofErr w:type="spellEnd"/>
-      <w:r>
-        <w:t>, ainsi que l'interaction avec les bases de données.</w:t>
+        <w:t>L'AEC enseigne les principes de la programmation orientée objet et le développement d'applications web, incluant les technologies front-end et back-end, ainsi que l'interaction avec les bases de données.</w:t>
       </w:r>
     </w:p>
     <w:p>
@@ -1484,53 +1409,12 @@
       <w:pPr>
         <w:spacing w:after="0" w:line="278" w:lineRule="auto"/>
       </w:pPr>
-      <w:proofErr w:type="spellStart"/>
-      <w:r>
-        <w:rPr>
-          <w:b/>
-          <w:bCs/>
-        </w:rPr>
-        <w:t>Bootcamp</w:t>
-      </w:r>
-      <w:proofErr w:type="spellEnd"/>
-      <w:r>
-        <w:rPr>
-          <w:b/>
-          <w:bCs/>
-        </w:rPr>
-        <w:t xml:space="preserve"> de développement web | </w:t>
-      </w:r>
-      <w:proofErr w:type="spellStart"/>
-      <w:r>
-        <w:rPr>
-          <w:b/>
-          <w:bCs/>
-        </w:rPr>
-        <w:t>Lighthouse</w:t>
-      </w:r>
-      <w:proofErr w:type="spellEnd"/>
-      <w:r>
-        <w:rPr>
-          <w:b/>
-          <w:bCs/>
-        </w:rPr>
-        <w:t xml:space="preserve"> </w:t>
-      </w:r>
-      <w:proofErr w:type="spellStart"/>
-      <w:r>
-        <w:rPr>
-          <w:b/>
-          <w:bCs/>
-        </w:rPr>
-        <w:t>Labs</w:t>
-      </w:r>
-      <w:proofErr w:type="spellEnd"/>
-      <w:r>
-        <w:rPr>
-          <w:b/>
-          <w:bCs/>
-        </w:rPr>
-        <w:t xml:space="preserve"> | Toronto</w:t>
+      <w:r>
+        <w:rPr>
+          <w:b/>
+          <w:bCs/>
+        </w:rPr>
+        <w:t>Bootcamp de développement web | Lighthouse Labs | Toronto</w:t>
       </w:r>
       <w:r>
         <w:t xml:space="preserve"> Nov. 2018 - Fév. 2019</w:t>
@@ -1546,39 +1430,7 @@
         <w:spacing w:line="278" w:lineRule="auto"/>
       </w:pPr>
       <w:r>
-        <w:t xml:space="preserve">Le </w:t>
-      </w:r>
-      <w:proofErr w:type="spellStart"/>
-      <w:r>
-        <w:t>bootcamp</w:t>
-      </w:r>
-      <w:proofErr w:type="spellEnd"/>
-      <w:r>
-        <w:t xml:space="preserve"> de développement web de </w:t>
-      </w:r>
-      <w:proofErr w:type="spellStart"/>
-      <w:r>
-        <w:t>Lighthouse</w:t>
-      </w:r>
-      <w:proofErr w:type="spellEnd"/>
-      <w:r>
-        <w:t xml:space="preserve"> </w:t>
-      </w:r>
-      <w:proofErr w:type="spellStart"/>
-      <w:r>
-        <w:t>Labs</w:t>
-      </w:r>
-      <w:proofErr w:type="spellEnd"/>
-      <w:r>
-        <w:t xml:space="preserve"> enseigne des compétences full-stack, notamment HTML, CSS, JavaScript, </w:t>
-      </w:r>
-      <w:proofErr w:type="spellStart"/>
-      <w:r>
-        <w:t>React</w:t>
-      </w:r>
-      <w:proofErr w:type="spellEnd"/>
-      <w:r>
-        <w:t>, Ruby on Rails, les bases de données et les meilleures pratiques de développement logiciel par un apprentissage intensif et basé sur des projets.</w:t>
+        <w:t>Le bootcamp de développement web de Lighthouse Labs enseigne des compétences full-stack, notamment HTML, CSS, JavaScript, React, Ruby on Rails, les bases de données et les meilleures pratiques de développement logiciel par un apprentissage intensif et basé sur des projets.</w:t>
       </w:r>
     </w:p>
     <w:p>
@@ -1588,43 +1440,19 @@
           <w:lang w:val="en-CA"/>
         </w:rPr>
       </w:pPr>
-      <w:proofErr w:type="spellStart"/>
       <w:r>
         <w:rPr>
           <w:b/>
           <w:bCs/>
           <w:lang w:val="en-CA"/>
         </w:rPr>
-        <w:t>Maîtrise</w:t>
-      </w:r>
-      <w:proofErr w:type="spellEnd"/>
-      <w:r>
-        <w:rPr>
-          <w:b/>
-          <w:bCs/>
+        <w:t>Maîtrise | Association of Chartered and Certified Accountants | Maurice</w:t>
+      </w:r>
+      <w:r>
+        <w:rPr>
           <w:lang w:val="en-CA"/>
         </w:rPr>
-        <w:t xml:space="preserve"> | Association of Chartered and Certified Accountants | Maurice</w:t>
-      </w:r>
-      <w:r>
-        <w:rPr>
-          <w:lang w:val="en-CA"/>
-        </w:rPr>
-        <w:t xml:space="preserve"> Janv. 2003 - </w:t>
-      </w:r>
-      <w:proofErr w:type="spellStart"/>
-      <w:r>
-        <w:rPr>
-          <w:lang w:val="en-CA"/>
-        </w:rPr>
-        <w:t>Août</w:t>
-      </w:r>
-      <w:proofErr w:type="spellEnd"/>
-      <w:r>
-        <w:rPr>
-          <w:lang w:val="en-CA"/>
-        </w:rPr>
-        <w:t xml:space="preserve"> 2008</w:t>
+        <w:t xml:space="preserve"> Janv. 2003 - Août 2008</w:t>
       </w:r>
     </w:p>
     <w:p>
@@ -1806,35 +1634,7 @@
         <w:rPr>
           <w:lang w:val="en-CA"/>
         </w:rPr>
-        <w:t xml:space="preserve"> (</w:t>
-      </w:r>
-      <w:proofErr w:type="spellStart"/>
-      <w:r>
-        <w:rPr>
-          <w:lang w:val="en-CA"/>
-        </w:rPr>
-        <w:t>Déc</w:t>
-      </w:r>
-      <w:proofErr w:type="spellEnd"/>
-      <w:r>
-        <w:rPr>
-          <w:lang w:val="en-CA"/>
-        </w:rPr>
-        <w:t xml:space="preserve">. 2024 - </w:t>
-      </w:r>
-      <w:proofErr w:type="spellStart"/>
-      <w:r>
-        <w:rPr>
-          <w:lang w:val="en-CA"/>
-        </w:rPr>
-        <w:t>Avr</w:t>
-      </w:r>
-      <w:proofErr w:type="spellEnd"/>
-      <w:r>
-        <w:rPr>
-          <w:lang w:val="en-CA"/>
-        </w:rPr>
-        <w:t>. 2025)</w:t>
+        <w:t xml:space="preserve"> (Déc. 2024 - Avr. 2025)</w:t>
       </w:r>
     </w:p>
     <w:p>

--- a/RafickJ_Resume_Fr.docx
+++ b/RafickJ_Resume_Fr.docx
@@ -788,7 +788,13 @@
         <w:t xml:space="preserve">.Net, </w:t>
       </w:r>
       <w:r>
-        <w:t>Javascript, Typescript, VBA, PowerBI, D365, Tests unitaires, CI/CD</w:t>
+        <w:t xml:space="preserve">Javascript, </w:t>
+      </w:r>
+      <w:r>
+        <w:t>API</w:t>
+      </w:r>
+      <w:r>
+        <w:t>, VBA, PowerBI, D365, Tests unitaires, CI/CD</w:t>
       </w:r>
       <w:r>
         <w:t>, SDLC</w:t>
@@ -1590,10 +1596,16 @@
         <w:t xml:space="preserve"> Waterloo (Janv. 2025</w:t>
       </w:r>
       <w:r>
-        <w:t xml:space="preserve"> - </w:t>
-      </w:r>
-      <w:r>
-        <w:t>présent</w:t>
+        <w:t xml:space="preserve"> </w:t>
+      </w:r>
+      <w:r>
+        <w:t>–</w:t>
+      </w:r>
+      <w:r>
+        <w:t xml:space="preserve"> </w:t>
+      </w:r>
+      <w:r>
+        <w:t>Déc. 2025</w:t>
       </w:r>
       <w:r>
         <w:t>)</w:t>
@@ -2024,14 +2036,14 @@
         <v:path o:extrusionok="f" gradientshapeok="t" o:connecttype="rect"/>
         <o:lock v:ext="edit" aspectratio="t"/>
       </v:shapetype>
-      <v:shape id="_x0000_i1042" type="#_x0000_t75" alt="Email with solid fill" style="width:12.6pt;height:12.6pt;visibility:visible" o:gfxdata="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" o:bullet="t">
+      <v:shape id="_x0000_i1025" type="#_x0000_t75" alt="Email with solid fill" style="width:12.6pt;height:12.6pt;visibility:visible" o:gfxdata="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" o:bullet="t">
         <v:imagedata r:id="rId1" o:title=""/>
       </v:shape>
     </w:pict>
   </w:numPicBullet>
   <w:numPicBullet w:numPicBulletId="1">
     <w:pict>
-      <v:shape id="_x0000_i1043" type="#_x0000_t75" alt="Envelope with solid fill" style="width:9.6pt;height:7.8pt;visibility:visible" o:gfxdata="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" o:bullet="t">
+      <v:shape id="_x0000_i1026" type="#_x0000_t75" alt="Envelope with solid fill" style="width:9.6pt;height:7.8pt;visibility:visible" o:gfxdata="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" o:bullet="t">
         <v:imagedata r:id="rId2" o:title="" croptop="-8086f" cropbottom="-8511f" cropright="-341f"/>
       </v:shape>
     </w:pict>
